--- a/Transition crossing/Прохождение критической энергии скачком в ускорительном комплексе NICA.docx
+++ b/Transition crossing/Прохождение критической энергии скачком в ускорительном комплексе NICA.docx
@@ -1488,15 +1488,7 @@
           <w:sz w:val="24"/>
           <w:szCs w:val="24"/>
         </w:rPr>
-        <w:t>с учетом импеданса пространственного заряда</w:t>
-      </w:r>
-      <w:r>
-        <w:rPr>
-          <w:rFonts w:eastAsiaTheme="minorEastAsia"/>
-          <w:sz w:val="24"/>
-          <w:szCs w:val="24"/>
-        </w:rPr>
-        <w:t xml:space="preserve">, </w:t>
+        <w:t xml:space="preserve">с учетом импеданса пространственного заряда, </w:t>
       </w:r>
       <w:r>
         <w:rPr>
@@ -3133,7 +3125,6 @@
           <m:r>
             <w:rPr>
               <w:rFonts w:eastAsiaTheme="minorEastAsia"/>
-              <w:i/>
               <w:sz w:val="24"/>
               <w:szCs w:val="24"/>
             </w:rPr>
@@ -3150,7 +3141,6 @@
           <w:i/>
           <w:sz w:val="24"/>
           <w:szCs w:val="24"/>
-          <w:lang w:val="en-US"/>
         </w:rPr>
       </w:pPr>
       <w:r>
@@ -3275,23 +3265,7 @@
             <w:sz w:val="24"/>
             <w:szCs w:val="24"/>
           </w:rPr>
-          <m:t>β</m:t>
-        </m:r>
-        <m:r>
-          <w:rPr>
-            <w:rFonts w:ascii="Cambria Math" w:hAnsi="Cambria Math"/>
-            <w:sz w:val="24"/>
-            <w:szCs w:val="24"/>
-          </w:rPr>
-          <m:t xml:space="preserve">, </m:t>
-        </m:r>
-        <m:r>
-          <w:rPr>
-            <w:rFonts w:ascii="Cambria Math" w:hAnsi="Cambria Math"/>
-            <w:sz w:val="24"/>
-            <w:szCs w:val="24"/>
-          </w:rPr>
-          <m:t>γ</m:t>
+          <m:t>β, γ</m:t>
         </m:r>
       </m:oMath>
       <w:r>
@@ -4078,25 +4052,7 @@
           <w:sz w:val="24"/>
           <w:szCs w:val="24"/>
         </w:rPr>
-        <w:t xml:space="preserve"> – д</w:t>
-      </w:r>
-      <w:proofErr w:type="spellStart"/>
-      <w:r>
-        <w:rPr>
-          <w:rFonts w:eastAsiaTheme="minorEastAsia"/>
-          <w:sz w:val="24"/>
-          <w:szCs w:val="24"/>
-        </w:rPr>
-        <w:t>лина</w:t>
-      </w:r>
-      <w:proofErr w:type="spellEnd"/>
-      <w:r>
-        <w:rPr>
-          <w:rFonts w:eastAsiaTheme="minorEastAsia"/>
-          <w:sz w:val="24"/>
-          <w:szCs w:val="24"/>
-        </w:rPr>
-        <w:t xml:space="preserve"> ускорителя</w:t>
+        <w:t xml:space="preserve"> – длина ускорителя</w:t>
       </w:r>
       <w:r>
         <w:rPr>
@@ -4324,7 +4280,6 @@
           <w:kern w:val="0"/>
           <w:sz w:val="24"/>
           <w:szCs w:val="24"/>
-          <w:lang w:val="en-US"/>
         </w:rPr>
         <w:t>.2.</w:t>
       </w:r>
@@ -4521,7 +4476,6 @@
                                 <w:noProof/>
                                 <w:sz w:val="22"/>
                                 <w:szCs w:val="22"/>
-                                <w:lang w:val="en-US"/>
                               </w:rPr>
                               <w:t xml:space="preserve"> </w:t>
                             </w:r>
@@ -4555,7 +4509,11 @@
           </mc:Choice>
           <mc:Fallback>
             <w:pict>
-              <v:shape w14:anchorId="4391490F" id="Надпись 1" o:spid="_x0000_s1027" type="#_x0000_t202" style="position:absolute;margin-left:9.65pt;margin-top:308.05pt;width:452.3pt;height:.05pt;z-index:251675648;visibility:visible;mso-wrap-style:square;mso-width-percent:0;mso-wrap-distance-left:9pt;mso-wrap-distance-top:0;mso-wrap-distance-right:9pt;mso-wrap-distance-bottom:0;mso-position-horizontal:absolute;mso-position-horizontal-relative:text;mso-position-vertical:absolute;mso-position-vertical-relative:text;mso-width-percent:0;mso-width-relative:margin;v-text-anchor:top" o:gfxdata="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" stroked="f">
+              <v:shapetype w14:anchorId="4391490F" id="_x0000_t202" coordsize="21600,21600" o:spt="202" path="m,l,21600r21600,l21600,xe">
+                <v:stroke joinstyle="miter"/>
+                <v:path gradientshapeok="t" o:connecttype="rect"/>
+              </v:shapetype>
+              <v:shape id="Надпись 1" o:spid="_x0000_s1027" type="#_x0000_t202" style="position:absolute;margin-left:9.65pt;margin-top:308.05pt;width:452.3pt;height:.05pt;z-index:251675648;visibility:visible;mso-wrap-style:square;mso-width-percent:0;mso-wrap-distance-left:9pt;mso-wrap-distance-top:0;mso-wrap-distance-right:9pt;mso-wrap-distance-bottom:0;mso-position-horizontal:absolute;mso-position-horizontal-relative:text;mso-position-vertical:absolute;mso-position-vertical-relative:text;mso-width-percent:0;mso-width-relative:margin;v-text-anchor:top" o:gfxdata="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" stroked="f">
                 <v:textbox style="mso-fit-shape-to-text:t" inset="0,0,0,0">
                   <w:txbxContent>
                     <w:p>
@@ -4702,7 +4660,6 @@
                           <w:noProof/>
                           <w:sz w:val="22"/>
                           <w:szCs w:val="22"/>
-                          <w:lang w:val="en-US"/>
                         </w:rPr>
                         <w:t xml:space="preserve"> </w:t>
                       </w:r>
@@ -4964,15 +4921,7 @@
                       <w:sz w:val="24"/>
                       <w:szCs w:val="24"/>
                     </w:rPr>
-                    <m:t>S</m:t>
-                  </m:r>
-                  <m:r>
-                    <w:rPr>
-                      <w:rFonts w:ascii="Cambria Math" w:hAnsi="Cambria Math"/>
-                      <w:sz w:val="24"/>
-                      <w:szCs w:val="24"/>
-                    </w:rPr>
-                    <m:t>C</m:t>
+                    <m:t>SC</m:t>
                   </m:r>
                 </m:sub>
               </m:sSub>
@@ -5236,6 +5185,9 @@
             <m:t>,</m:t>
           </m:r>
           <m:r>
+            <m:rPr>
+              <m:sty m:val="p"/>
+            </m:rPr>
             <w:rPr>
               <w:rFonts w:eastAsiaTheme="minorEastAsia"/>
               <w:sz w:val="24"/>
@@ -5414,9 +5366,6 @@
                                 </m:sSubPr>
                                 <m:e>
                                   <m:r>
-                                    <m:rPr>
-                                      <m:sty m:val="p"/>
-                                    </m:rPr>
                                     <w:rPr>
                                       <w:rFonts w:ascii="Cambria Math" w:hAnsi="Cambria Math" w:cs="Times New Roman"/>
                                       <w:sz w:val="22"/>
@@ -5440,9 +5389,6 @@
                                     </m:sSubPr>
                                     <m:e>
                                       <m:r>
-                                        <m:rPr>
-                                          <m:sty m:val="p"/>
-                                        </m:rPr>
                                         <w:rPr>
                                           <w:rFonts w:ascii="Cambria Math" w:hAnsi="Cambria Math" w:cs="Times New Roman"/>
                                           <w:sz w:val="22"/>
@@ -5453,9 +5399,6 @@
                                     </m:e>
                                     <m:sub>
                                       <m:r>
-                                        <m:rPr>
-                                          <m:sty m:val="p"/>
-                                        </m:rPr>
                                         <w:rPr>
                                           <w:rFonts w:ascii="Cambria Math" w:hAnsi="Cambria Math" w:cs="Times New Roman"/>
                                           <w:sz w:val="22"/>
@@ -6036,16 +5979,14 @@
         </w:rPr>
         <w:t xml:space="preserve"> </w:t>
       </w:r>
-      <w:proofErr w:type="gramStart"/>
       <w:r>
         <w:rPr>
           <w:iCs/>
           <w:sz w:val="24"/>
           <w:szCs w:val="24"/>
         </w:rPr>
-        <w:t>До переход</w:t>
-      </w:r>
-      <w:proofErr w:type="gramEnd"/>
+        <w:t>До перехода</w:t>
+      </w:r>
       <w:r>
         <w:rPr>
           <w:iCs/>
@@ -6219,82 +6160,77 @@
         </w:rPr>
         <w:t xml:space="preserve">. В моделировании </w:t>
       </w:r>
-      <m:oMath>
-        <m:r>
-          <m:rPr>
-            <m:sty m:val="p"/>
-          </m:rPr>
-          <w:rPr>
-            <w:rFonts w:ascii="Cambria Math" w:eastAsiaTheme="minorEastAsia" w:hAnsi="Cambria Math"/>
-            <w:noProof/>
-            <w:sz w:val="24"/>
-            <w:szCs w:val="24"/>
-          </w:rPr>
-          <w:drawing>
-            <wp:anchor distT="0" distB="0" distL="114300" distR="114300" simplePos="0" relativeHeight="251687936" behindDoc="0" locked="0" layoutInCell="1" allowOverlap="1" wp14:anchorId="46D44EE7">
-              <wp:simplePos x="0" y="0"/>
-              <wp:positionH relativeFrom="column">
-                <wp:posOffset>2729865</wp:posOffset>
-              </wp:positionH>
-              <wp:positionV relativeFrom="paragraph">
-                <wp:posOffset>3757930</wp:posOffset>
-              </wp:positionV>
-              <wp:extent cx="3108960" cy="2520315"/>
-              <wp:effectExtent l="0" t="0" r="2540" b="0"/>
-              <wp:wrapThrough wrapText="bothSides">
-                <wp:wrapPolygon edited="0">
-                  <wp:start x="0" y="0"/>
-                  <wp:lineTo x="0" y="21442"/>
-                  <wp:lineTo x="21529" y="21442"/>
-                  <wp:lineTo x="21529" y="0"/>
-                  <wp:lineTo x="0" y="0"/>
-                </wp:wrapPolygon>
-              </wp:wrapThrough>
-              <wp:docPr id="30" name="Рисунок 30"/>
-              <wp:cNvGraphicFramePr>
-                <a:graphicFrameLocks xmlns:a="http://schemas.openxmlformats.org/drawingml/2006/main" noChangeAspect="1"/>
-              </wp:cNvGraphicFramePr>
-              <a:graphic xmlns:a="http://schemas.openxmlformats.org/drawingml/2006/main">
-                <a:graphicData uri="http://schemas.openxmlformats.org/drawingml/2006/picture">
-                  <pic:pic xmlns:pic="http://schemas.openxmlformats.org/drawingml/2006/picture">
-                    <pic:nvPicPr>
-                      <pic:cNvPr id="30" name="Рисунок 30"/>
-                      <pic:cNvPicPr/>
-                    </pic:nvPicPr>
-                    <pic:blipFill>
-                      <a:blip r:embed="rId14">
-                        <a:extLst>
-                          <a:ext uri="{28A0092B-C50C-407E-A947-70E740481C1C}">
-                            <a14:useLocalDpi xmlns:a14="http://schemas.microsoft.com/office/drawing/2010/main" val="0"/>
-                          </a:ext>
-                        </a:extLst>
-                      </a:blip>
-                      <a:stretch>
-                        <a:fillRect/>
-                      </a:stretch>
-                    </pic:blipFill>
-                    <pic:spPr>
-                      <a:xfrm>
-                        <a:off x="0" y="0"/>
-                        <a:ext cx="3108960" cy="2520315"/>
-                      </a:xfrm>
-                      <a:prstGeom prst="rect">
-                        <a:avLst/>
-                      </a:prstGeom>
-                    </pic:spPr>
-                  </pic:pic>
-                </a:graphicData>
-              </a:graphic>
-              <wp14:sizeRelH relativeFrom="page">
-                <wp14:pctWidth>0</wp14:pctWidth>
-              </wp14:sizeRelH>
-              <wp14:sizeRelV relativeFrom="page">
-                <wp14:pctHeight>0</wp14:pctHeight>
-              </wp14:sizeRelV>
-            </wp:anchor>
-          </w:drawing>
-        </m:r>
-      </m:oMath>
+      <w:r>
+        <w:rPr>
+          <w:rFonts w:ascii="Cambria Math" w:eastAsiaTheme="minorEastAsia" w:hAnsi="Cambria Math"/>
+          <w:noProof/>
+          <w:sz w:val="24"/>
+          <w:szCs w:val="24"/>
+        </w:rPr>
+        <w:drawing>
+          <wp:anchor distT="0" distB="0" distL="114300" distR="114300" simplePos="0" relativeHeight="251687936" behindDoc="0" locked="0" layoutInCell="1" allowOverlap="1" wp14:anchorId="46D44EE7">
+            <wp:simplePos x="0" y="0"/>
+            <wp:positionH relativeFrom="column">
+              <wp:posOffset>2729865</wp:posOffset>
+            </wp:positionH>
+            <wp:positionV relativeFrom="paragraph">
+              <wp:posOffset>3757930</wp:posOffset>
+            </wp:positionV>
+            <wp:extent cx="3108960" cy="2520315"/>
+            <wp:effectExtent l="0" t="0" r="2540" b="0"/>
+            <wp:wrapThrough wrapText="bothSides">
+              <wp:wrapPolygon edited="0">
+                <wp:start x="0" y="0"/>
+                <wp:lineTo x="0" y="21442"/>
+                <wp:lineTo x="21529" y="21442"/>
+                <wp:lineTo x="21529" y="0"/>
+                <wp:lineTo x="0" y="0"/>
+              </wp:wrapPolygon>
+            </wp:wrapThrough>
+            <wp:docPr id="30" name="Рисунок 30"/>
+            <wp:cNvGraphicFramePr>
+              <a:graphicFrameLocks xmlns:a="http://schemas.openxmlformats.org/drawingml/2006/main" noChangeAspect="1"/>
+            </wp:cNvGraphicFramePr>
+            <a:graphic xmlns:a="http://schemas.openxmlformats.org/drawingml/2006/main">
+              <a:graphicData uri="http://schemas.openxmlformats.org/drawingml/2006/picture">
+                <pic:pic xmlns:pic="http://schemas.openxmlformats.org/drawingml/2006/picture">
+                  <pic:nvPicPr>
+                    <pic:cNvPr id="30" name="Рисунок 30"/>
+                    <pic:cNvPicPr/>
+                  </pic:nvPicPr>
+                  <pic:blipFill>
+                    <a:blip r:embed="rId14">
+                      <a:extLst>
+                        <a:ext uri="{28A0092B-C50C-407E-A947-70E740481C1C}">
+                          <a14:useLocalDpi xmlns:a14="http://schemas.microsoft.com/office/drawing/2010/main" val="0"/>
+                        </a:ext>
+                      </a:extLst>
+                    </a:blip>
+                    <a:stretch>
+                      <a:fillRect/>
+                    </a:stretch>
+                  </pic:blipFill>
+                  <pic:spPr>
+                    <a:xfrm>
+                      <a:off x="0" y="0"/>
+                      <a:ext cx="3108960" cy="2520315"/>
+                    </a:xfrm>
+                    <a:prstGeom prst="rect">
+                      <a:avLst/>
+                    </a:prstGeom>
+                  </pic:spPr>
+                </pic:pic>
+              </a:graphicData>
+            </a:graphic>
+            <wp14:sizeRelH relativeFrom="page">
+              <wp14:pctWidth>0</wp14:pctWidth>
+            </wp14:sizeRelH>
+            <wp14:sizeRelV relativeFrom="page">
+              <wp14:pctHeight>0</wp14:pctHeight>
+            </wp14:sizeRelV>
+          </wp:anchor>
+        </w:drawing>
+      </w:r>
       <w:r>
         <w:rPr>
           <w:noProof/>
@@ -6820,6 +6756,146 @@
       </w:r>
       <w:r>
         <w:rPr>
+          <w:rFonts w:eastAsiaTheme="minorEastAsia"/>
+          <w:sz w:val="24"/>
+          <w:szCs w:val="24"/>
+        </w:rPr>
+        <w:drawing>
+          <wp:anchor distT="0" distB="0" distL="114300" distR="114300" simplePos="0" relativeHeight="251692032" behindDoc="0" locked="0" layoutInCell="1" allowOverlap="1" wp14:anchorId="7A9B47DE" wp14:editId="32211ADE">
+            <wp:simplePos x="0" y="0"/>
+            <wp:positionH relativeFrom="column">
+              <wp:posOffset>0</wp:posOffset>
+            </wp:positionH>
+            <wp:positionV relativeFrom="paragraph">
+              <wp:posOffset>608965</wp:posOffset>
+            </wp:positionV>
+            <wp:extent cx="3098800" cy="2475865"/>
+            <wp:effectExtent l="0" t="0" r="0" b="635"/>
+            <wp:wrapThrough wrapText="bothSides">
+              <wp:wrapPolygon edited="0">
+                <wp:start x="0" y="0"/>
+                <wp:lineTo x="0" y="21495"/>
+                <wp:lineTo x="21511" y="21495"/>
+                <wp:lineTo x="21511" y="0"/>
+                <wp:lineTo x="0" y="0"/>
+              </wp:wrapPolygon>
+            </wp:wrapThrough>
+            <wp:docPr id="2" name="Рисунок 2"/>
+            <wp:cNvGraphicFramePr>
+              <a:graphicFrameLocks xmlns:a="http://schemas.openxmlformats.org/drawingml/2006/main" noChangeAspect="1"/>
+            </wp:cNvGraphicFramePr>
+            <a:graphic xmlns:a="http://schemas.openxmlformats.org/drawingml/2006/main">
+              <a:graphicData uri="http://schemas.openxmlformats.org/drawingml/2006/picture">
+                <pic:pic xmlns:pic="http://schemas.openxmlformats.org/drawingml/2006/picture">
+                  <pic:nvPicPr>
+                    <pic:cNvPr id="25" name="Рисунок 25"/>
+                    <pic:cNvPicPr/>
+                  </pic:nvPicPr>
+                  <pic:blipFill>
+                    <a:blip r:embed="rId15">
+                      <a:extLst>
+                        <a:ext uri="{28A0092B-C50C-407E-A947-70E740481C1C}">
+                          <a14:useLocalDpi xmlns:a14="http://schemas.microsoft.com/office/drawing/2010/main" val="0"/>
+                        </a:ext>
+                      </a:extLst>
+                    </a:blip>
+                    <a:stretch>
+                      <a:fillRect/>
+                    </a:stretch>
+                  </pic:blipFill>
+                  <pic:spPr>
+                    <a:xfrm>
+                      <a:off x="0" y="0"/>
+                      <a:ext cx="3098800" cy="2475865"/>
+                    </a:xfrm>
+                    <a:prstGeom prst="rect">
+                      <a:avLst/>
+                    </a:prstGeom>
+                  </pic:spPr>
+                </pic:pic>
+              </a:graphicData>
+            </a:graphic>
+            <wp14:sizeRelH relativeFrom="page">
+              <wp14:pctWidth>0</wp14:pctWidth>
+            </wp14:sizeRelH>
+            <wp14:sizeRelV relativeFrom="page">
+              <wp14:pctHeight>0</wp14:pctHeight>
+            </wp14:sizeRelV>
+          </wp:anchor>
+        </w:drawing>
+      </w:r>
+      <w:r>
+        <w:rPr>
+          <w:rFonts w:eastAsiaTheme="minorEastAsia"/>
+          <w:sz w:val="24"/>
+          <w:szCs w:val="24"/>
+        </w:rPr>
+        <w:drawing>
+          <wp:anchor distT="0" distB="0" distL="114300" distR="114300" simplePos="0" relativeHeight="251693056" behindDoc="0" locked="0" layoutInCell="1" allowOverlap="1" wp14:anchorId="02987EB6" wp14:editId="2F41BC73">
+            <wp:simplePos x="0" y="0"/>
+            <wp:positionH relativeFrom="column">
+              <wp:posOffset>3104515</wp:posOffset>
+            </wp:positionH>
+            <wp:positionV relativeFrom="paragraph">
+              <wp:posOffset>608330</wp:posOffset>
+            </wp:positionV>
+            <wp:extent cx="3263265" cy="2647315"/>
+            <wp:effectExtent l="0" t="0" r="635" b="0"/>
+            <wp:wrapThrough wrapText="bothSides">
+              <wp:wrapPolygon edited="0">
+                <wp:start x="0" y="0"/>
+                <wp:lineTo x="0" y="21450"/>
+                <wp:lineTo x="21520" y="21450"/>
+                <wp:lineTo x="21520" y="0"/>
+                <wp:lineTo x="0" y="0"/>
+              </wp:wrapPolygon>
+            </wp:wrapThrough>
+            <wp:docPr id="5" name="Рисунок 5"/>
+            <wp:cNvGraphicFramePr>
+              <a:graphicFrameLocks xmlns:a="http://schemas.openxmlformats.org/drawingml/2006/main" noChangeAspect="1"/>
+            </wp:cNvGraphicFramePr>
+            <a:graphic xmlns:a="http://schemas.openxmlformats.org/drawingml/2006/main">
+              <a:graphicData uri="http://schemas.openxmlformats.org/drawingml/2006/picture">
+                <pic:pic xmlns:pic="http://schemas.openxmlformats.org/drawingml/2006/picture">
+                  <pic:nvPicPr>
+                    <pic:cNvPr id="24" name="Рисунок 24"/>
+                    <pic:cNvPicPr/>
+                  </pic:nvPicPr>
+                  <pic:blipFill>
+                    <a:blip r:embed="rId16">
+                      <a:extLst>
+                        <a:ext uri="{28A0092B-C50C-407E-A947-70E740481C1C}">
+                          <a14:useLocalDpi xmlns:a14="http://schemas.microsoft.com/office/drawing/2010/main" val="0"/>
+                        </a:ext>
+                      </a:extLst>
+                    </a:blip>
+                    <a:stretch>
+                      <a:fillRect/>
+                    </a:stretch>
+                  </pic:blipFill>
+                  <pic:spPr>
+                    <a:xfrm>
+                      <a:off x="0" y="0"/>
+                      <a:ext cx="3263265" cy="2647315"/>
+                    </a:xfrm>
+                    <a:prstGeom prst="rect">
+                      <a:avLst/>
+                    </a:prstGeom>
+                  </pic:spPr>
+                </pic:pic>
+              </a:graphicData>
+            </a:graphic>
+            <wp14:sizeRelH relativeFrom="page">
+              <wp14:pctWidth>0</wp14:pctWidth>
+            </wp14:sizeRelH>
+            <wp14:sizeRelV relativeFrom="page">
+              <wp14:pctHeight>0</wp14:pctHeight>
+            </wp14:sizeRelV>
+          </wp:anchor>
+        </w:drawing>
+      </w:r>
+      <w:r>
+        <w:rPr>
           <w:noProof/>
           <w:sz w:val="28"/>
           <w:szCs w:val="28"/>
@@ -6856,7 +6932,7 @@
                     <pic:cNvPicPr/>
                   </pic:nvPicPr>
                   <pic:blipFill>
-                    <a:blip r:embed="rId15" cstate="print">
+                    <a:blip r:embed="rId17" cstate="print">
                       <a:extLst>
                         <a:ext uri="{28A0092B-C50C-407E-A947-70E740481C1C}">
                           <a14:useLocalDpi xmlns:a14="http://schemas.microsoft.com/office/drawing/2010/main" val="0"/>
@@ -7217,7 +7293,7 @@
                     <pic:cNvPicPr/>
                   </pic:nvPicPr>
                   <pic:blipFill>
-                    <a:blip r:embed="rId16">
+                    <a:blip r:embed="rId15">
                       <a:extLst>
                         <a:ext uri="{28A0092B-C50C-407E-A947-70E740481C1C}">
                           <a14:useLocalDpi xmlns:a14="http://schemas.microsoft.com/office/drawing/2010/main" val="0"/>
@@ -7329,7 +7405,7 @@
                     <pic:cNvPicPr/>
                   </pic:nvPicPr>
                   <pic:blipFill>
-                    <a:blip r:embed="rId17">
+                    <a:blip r:embed="rId16">
                       <a:extLst>
                         <a:ext uri="{28A0092B-C50C-407E-A947-70E740481C1C}">
                           <a14:useLocalDpi xmlns:a14="http://schemas.microsoft.com/office/drawing/2010/main" val="0"/>
@@ -7713,6 +7789,7 @@
           <w:bCs/>
           <w:sz w:val="28"/>
           <w:szCs w:val="28"/>
+          <w:lang w:val="en-US"/>
         </w:rPr>
         <w:t>.</w:t>
       </w:r>
@@ -7720,6 +7797,7 @@
         <w:rPr>
           <w:sz w:val="28"/>
           <w:szCs w:val="28"/>
+          <w:lang w:val="en-US"/>
         </w:rPr>
         <w:br/>
       </w:r>
@@ -7727,6 +7805,7 @@
         <w:rPr>
           <w:sz w:val="28"/>
           <w:szCs w:val="28"/>
+          <w:lang w:val="en-US"/>
         </w:rPr>
         <w:br/>
       </w:r>
